--- a/az/wisdom-stories/Etibar Siracsoy/pandemic-and-quarantine.docx
+++ b/az/wisdom-stories/Etibar Siracsoy/pandemic-and-quarantine.docx
@@ -159,7 +159,7 @@
         <w:keepNext/>
       </w:pPr>
       <w:r>
-        <w:t>Virus müjdəsiylə beyinlər dolur!</w:t>
+        <w:t>Virus xəbəriylə beyinlər dolur!</w:t>
       </w:r>
     </w:p>
     <w:p>
@@ -181,7 +181,7 @@
         <w:keepNext/>
       </w:pPr>
       <w:r>
-        <w:t>Çox çəkməz, bizlərdən həm uzaq olar!</w:t>
+        <w:t>Çox çəkməz, bizlərdən uzaqda qalar!</w:t>
       </w:r>
     </w:p>
     <w:p>
